--- a/a7/build/out/u5/A7 5.01 Scale Drawings - Question Bank.docx
+++ b/a7/build/out/u5/A7 5.01 Scale Drawings - Question Bank.docx
@@ -698,7 +698,50 @@
                 <w:color w:val="1A1A1A"/>
                 <w:sz w:val="22"/>
               </w:rPr>
-              <w:t>A map's scale is 1 cm : 30 km. Two towns are 5.5 cm apart on the map. How far apart are they?</w:t>
+              <w:t xml:space="preserve">A map's scale is </w:t>
+            </w:r>
+            <w:r>
+              <w:drawing>
+                <wp:inline xmlns:a="http://schemas.openxmlformats.org/drawingml/2006/main" xmlns:pic="http://schemas.openxmlformats.org/drawingml/2006/picture">
+                  <wp:extent cx="774192" cy="118872"/>
+                  <wp:docPr id="1" name="Picture 1"/>
+                  <wp:cNvGraphicFramePr>
+                    <a:graphicFrameLocks noChangeAspect="1"/>
+                  </wp:cNvGraphicFramePr>
+                  <a:graphic>
+                    <a:graphicData uri="http://schemas.openxmlformats.org/drawingml/2006/picture">
+                      <pic:pic>
+                        <pic:nvPicPr>
+                          <pic:cNvPr id="0" name="473cbde3a15b95e1.png"/>
+                          <pic:cNvPicPr/>
+                        </pic:nvPicPr>
+                        <pic:blipFill>
+                          <a:blip r:embed="rId9"/>
+                          <a:stretch>
+                            <a:fillRect/>
+                          </a:stretch>
+                        </pic:blipFill>
+                        <pic:spPr>
+                          <a:xfrm>
+                            <a:off x="0" y="0"/>
+                            <a:ext cx="774192" cy="118872"/>
+                          </a:xfrm>
+                          <a:prstGeom prst="rect"/>
+                        </pic:spPr>
+                      </pic:pic>
+                    </a:graphicData>
+                  </a:graphic>
+                </wp:inline>
+              </w:drawing>
+            </w:r>
+            <w:r>
+              <w:rPr>
+                <w:b w:val="0"/>
+                <w:i w:val="0"/>
+                <w:color w:val="1A1A1A"/>
+                <w:sz w:val="22"/>
+              </w:rPr>
+              <w:t>. Two towns are 5.5 cm apart on the map. How far apart are they?</w:t>
             </w:r>
           </w:p>
           <w:p>
@@ -857,7 +900,50 @@
                 <w:color w:val="1A1A1A"/>
                 <w:sz w:val="22"/>
               </w:rPr>
-              <w:t>A drawing has a 65° angle. The real figure is a scale copy at k = 3. What is the angle in the real figure?</w:t>
+              <w:t xml:space="preserve">A drawing has a 65° angle. The real figure is a scale copy at </w:t>
+            </w:r>
+            <w:r>
+              <w:drawing>
+                <wp:inline xmlns:a="http://schemas.openxmlformats.org/drawingml/2006/main" xmlns:pic="http://schemas.openxmlformats.org/drawingml/2006/picture">
+                  <wp:extent cx="304800" cy="118872"/>
+                  <wp:docPr id="2" name="Picture 2"/>
+                  <wp:cNvGraphicFramePr>
+                    <a:graphicFrameLocks noChangeAspect="1"/>
+                  </wp:cNvGraphicFramePr>
+                  <a:graphic>
+                    <a:graphicData uri="http://schemas.openxmlformats.org/drawingml/2006/picture">
+                      <pic:pic>
+                        <pic:nvPicPr>
+                          <pic:cNvPr id="0" name="a8cd0284ae759161.png"/>
+                          <pic:cNvPicPr/>
+                        </pic:nvPicPr>
+                        <pic:blipFill>
+                          <a:blip r:embed="rId10"/>
+                          <a:stretch>
+                            <a:fillRect/>
+                          </a:stretch>
+                        </pic:blipFill>
+                        <pic:spPr>
+                          <a:xfrm>
+                            <a:off x="0" y="0"/>
+                            <a:ext cx="304800" cy="118872"/>
+                          </a:xfrm>
+                          <a:prstGeom prst="rect"/>
+                        </pic:spPr>
+                      </pic:pic>
+                    </a:graphicData>
+                  </a:graphic>
+                </wp:inline>
+              </w:drawing>
+            </w:r>
+            <w:r>
+              <w:rPr>
+                <w:b w:val="0"/>
+                <w:i w:val="0"/>
+                <w:color w:val="1A1A1A"/>
+                <w:sz w:val="22"/>
+              </w:rPr>
+              <w:t>. What is the angle in the real figure?</w:t>
             </w:r>
           </w:p>
           <w:p>
